--- a/docs/business-requirements.docx
+++ b/docs/business-requirements.docx
@@ -17,7 +17,7 @@
     </w:p>
     <w:p>
       <w:r>
-        <w:t>An academic design proposal for a fictional driving education business. These requirements describe the proposed system, its users, constraints and assumptions. Performance and security targets are design requirements, not measured results from an implemented application. The scenario and named stakeholders were supplied for SNHU CS-255.</w:t>
+        <w:t>An academic design proposal for a fictional driving education business. These requirements describe the proposed system, its users, constraints and assumptions. Performance and security targets are design requirements, not measured results from an implemented application. The scenario and named stakeholders were supplied for undergraduate coursework.</w:t>
       </w:r>
     </w:p>
     <w:p>
@@ -1209,7 +1209,7 @@
     </w:p>
     <w:p>
       <w:r>
-        <w:t>The original planning chart shows the scenario schedule and assigned fictional personnel. It is a planning exercise, not a record of a delivered client project. A full-resolution copy is also available in diagrams/project-schedule.png.</w:t>
+        <w:t>The planning chart shows the scenario schedule and fictional personnel assignments. A full-resolution copy is available in diagrams/project-schedule.png.</w:t>
       </w:r>
     </w:p>
     <w:p>
